--- a/resumes/leadership.docx
+++ b/resumes/leadership.docx
@@ -289,7 +289,7 @@
           <w:sz w:val="21"/>
           <w:szCs w:val="21"/>
         </w:rPr>
-        <w:t xml:space="preserve">Owning a real-world, self-directed database-oriented tool allowing users to selectively find statistics from individual games, players, and teams. Built with Python and SQL.</w:t>
+        <w:t xml:space="preserve">Owning a real-world, self-directed database-oriented tool end-to-end — from requirements through schema design — allowing users to selectively find statistics from individual games, players, and teams. Built with Python and SQL.</w:t>
       </w:r>
     </w:p>
     <w:p>

--- a/resumes/leadership.docx
+++ b/resumes/leadership.docx
@@ -289,7 +289,7 @@
           <w:sz w:val="21"/>
           <w:szCs w:val="21"/>
         </w:rPr>
-        <w:t xml:space="preserve">Owning a real-world, self-directed database-oriented tool end-to-end — from requirements through schema design — allowing users to selectively find statistics from individual games, players, and teams. Built with Python and SQL.</w:t>
+        <w:t xml:space="preserve">Owning a real-world, self-directed technical project end-to-end — from requirements through schema design — allowing users to selectively find statistics from individual games, players, and teams. Built with Python and SQL.</w:t>
       </w:r>
     </w:p>
     <w:p>

--- a/resumes/leadership.docx
+++ b/resumes/leadership.docx
@@ -401,7 +401,7 @@
           <w:sz w:val="21"/>
           <w:szCs w:val="21"/>
         </w:rPr>
-        <w:t xml:space="preserve">Structured and designed reports and a repeatable practical/technical process to efficiently guide new content strategies</w:t>
+        <w:t xml:space="preserve">Structured and designed reports and a repeatable, documented practical/technical process to efficiently guide new content strategies</w:t>
       </w:r>
     </w:p>
     <w:p>

--- a/resumes/leadership.docx
+++ b/resumes/leadership.docx
@@ -401,7 +401,7 @@
           <w:sz w:val="21"/>
           <w:szCs w:val="21"/>
         </w:rPr>
-        <w:t xml:space="preserve">Structured and designed reports and a repeatable, documented practical/technical process to efficiently guide new content strategies</w:t>
+        <w:t xml:space="preserve">Structured and designed reports and a repeatable, documented practical/technical process to efficiently guide organizational content strategy</w:t>
       </w:r>
     </w:p>
     <w:p>
